--- a/QuadERP Marketing Kit/02_social_media_calendar.docx
+++ b/QuadERP Marketing Kit/02_social_media_calendar.docx
@@ -2,7 +2,7 @@
 <file path=word/document.xml><?xml version="1.0" encoding="utf-8"?>
 <w:document xmlns:w="http://schemas.openxmlformats.org/wordprocessingml/2006/main" xmlns:m="http://schemas.openxmlformats.org/officeDocument/2006/math" xmlns:r="http://schemas.openxmlformats.org/officeDocument/2006/relationships" xmlns:o="urn:schemas-microsoft-com:office:office" xmlns:v="urn:schemas-microsoft-com:vml" xmlns:w10="urn:schemas-microsoft-com:office:word" xmlns:a="http://schemas.openxmlformats.org/drawingml/2006/main" xmlns:pic="http://schemas.openxmlformats.org/drawingml/2006/picture" xmlns:wp="http://schemas.openxmlformats.org/drawingml/2006/wordprocessingDrawing">
   <w:body>
-    <w:bookmarkStart w:id="41" w:name="social-media-content-calendar-30-days"/>
+    <w:bookmarkStart w:id="42" w:name="social-media-content-calendar-30-days"/>
     <w:p>
       <w:pPr>
         <w:pStyle w:val="Heading1"/>
@@ -11,7 +11,128 @@
         <w:t xml:space="preserve">2. Social Media Content Calendar (30 Days)</w:t>
       </w:r>
     </w:p>
-    <w:bookmarkStart w:id="9" w:name="context"/>
+    <w:p>
+      <w:pPr>
+        <w:pStyle w:val="Heading2"/>
+      </w:pPr>
+      <w:bookmarkStart w:id="9" w:name="X104534c98592a92063be30bbc4d7a4ebd9599f4"/>
+      <w:r>
+        <w:t xml:space="preserve">THE FIVE TESTIMONIAL POSTS MUST NOT BE PUBLISHED</w:t>
+      </w:r>
+      <w:bookmarkEnd w:id="9"/>
+    </w:p>
+    <w:p>
+      <w:pPr>
+        <w:pStyle w:val="BlockText"/>
+      </w:pPr>
+      <w:r>
+        <w:t xml:space="preserve">Days 3, 10, 17, 22 and 27 are</w:t>
+      </w:r>
+      <w:r>
+        <w:t xml:space="preserve"> </w:t>
+      </w:r>
+      <w:r>
+        <w:t xml:space="preserve">“Social Proof / Testimonial”</w:t>
+      </w:r>
+      <w:r>
+        <w:t xml:space="preserve"> </w:t>
+      </w:r>
+      <w:r>
+        <w:t xml:space="preserve">posts, each with</w:t>
+      </w:r>
+      <w:r>
+        <w:t xml:space="preserve"> </w:t>
+      </w:r>
+      <w:r>
+        <w:t xml:space="preserve">a full name, a business and a town.</w:t>
+      </w:r>
+      <w:r>
+        <w:t xml:space="preserve"> </w:t>
+      </w:r>
+      <w:r>
+        <w:rPr>
+          <w:b/>
+          <w:bCs/>
+        </w:rPr>
+        <w:t xml:space="preserve">None of those people exist and nobody</w:t>
+      </w:r>
+      <w:r>
+        <w:rPr>
+          <w:b/>
+          <w:bCs/>
+        </w:rPr>
+        <w:t xml:space="preserve"> </w:t>
+      </w:r>
+      <w:r>
+        <w:rPr>
+          <w:b/>
+          <w:bCs/>
+        </w:rPr>
+        <w:t xml:space="preserve">said any of it.</w:t>
+      </w:r>
+      <w:r>
+        <w:t xml:space="preserve"> </w:t>
+      </w:r>
+      <w:r>
+        <w:t xml:space="preserve">They were written as examples of the right length and tone.</w:t>
+      </w:r>
+    </w:p>
+    <w:p>
+      <w:pPr>
+        <w:pStyle w:val="BlockText"/>
+      </w:pPr>
+      <w:r>
+        <w:t xml:space="preserve">This is a posting calendar, so the failure mode is somebody working through</w:t>
+      </w:r>
+      <w:r>
+        <w:t xml:space="preserve"> </w:t>
+      </w:r>
+      <w:r>
+        <w:t xml:space="preserve">it and publishing invented customers under real-looking names. That is not a</w:t>
+      </w:r>
+      <w:r>
+        <w:t xml:space="preserve"> </w:t>
+      </w:r>
+      <w:r>
+        <w:t xml:space="preserve">grey area, and it is the same standard that took the uptime claim off the</w:t>
+      </w:r>
+      <w:r>
+        <w:t xml:space="preserve"> </w:t>
+      </w:r>
+      <w:r>
+        <w:t xml:space="preserve">site.</w:t>
+      </w:r>
+    </w:p>
+    <w:p>
+      <w:pPr>
+        <w:pStyle w:val="BlockText"/>
+      </w:pPr>
+      <w:r>
+        <w:t xml:space="preserve">Post the other days. For these five, either hold the slot until you have a</w:t>
+      </w:r>
+      <w:r>
+        <w:t xml:space="preserve"> </w:t>
+      </w:r>
+      <w:r>
+        <w:t xml:space="preserve">real quote you have permission to use, or run the site’s own convention:</w:t>
+      </w:r>
+      <w:r>
+        <w:t xml:space="preserve"> </w:t>
+      </w:r>
+      <w:r>
+        <w:t xml:space="preserve">an illustration with no name attached, which the homepage already does as</w:t>
+      </w:r>
+      <w:r>
+        <w:t xml:space="preserve"> </w:t>
+      </w:r>
+      <w:r>
+        <w:t xml:space="preserve">“Scenario A, Illustration”</w:t>
+      </w:r>
+      <w:r>
+        <w:t xml:space="preserve">.</w:t>
+      </w:r>
+    </w:p>
+    <w:bookmarkStart w:id="10" w:name="context"/>
     <w:p>
       <w:pPr>
         <w:pStyle w:val="Heading3"/>
@@ -65,14 +186,14 @@
         </w:pict>
       </w:r>
     </w:p>
-    <w:bookmarkEnd w:id="9"/>
-    <w:bookmarkStart w:id="10" w:name="day-1-pain-point"/>
+    <w:bookmarkEnd w:id="10"/>
+    <w:bookmarkStart w:id="11" w:name="day-1.-pain-point"/>
     <w:p>
       <w:pPr>
         <w:pStyle w:val="Heading2"/>
       </w:pPr>
       <w:r>
-        <w:t xml:space="preserve">Day 1 — Pain Point</w:t>
+        <w:t xml:space="preserve">Day 1. Pain Point</w:t>
       </w:r>
     </w:p>
     <w:p>
@@ -140,7 +261,7 @@
         <w:pStyle w:val="BodyText"/>
       </w:pPr>
       <w:r>
-        <w:t xml:space="preserve">What if your phone could tell you — instantly?</w:t>
+        <w:t xml:space="preserve">What if your phone could tell you. Instantly?</w:t>
       </w:r>
     </w:p>
     <w:p>
@@ -188,7 +309,7 @@
         <w:t xml:space="preserve"> </w:t>
       </w:r>
       <w:r>
-        <w:t xml:space="preserve">Split-screen image — left side: stressed shop owner at night hunched over a notebook and calculator under dim lighting. Right side: the same person relaxed, looking at a clean dashboard on their phone showing</w:t>
+        <w:t xml:space="preserve">Split-screen image. Left side: stressed shop owner at night hunched over a notebook and calculator under dim lighting. Right side: the same person relaxed, looking at a clean dashboard on their phone showing</w:t>
       </w:r>
       <w:r>
         <w:t xml:space="preserve"> </w:t>
@@ -218,7 +339,7 @@
         <w:t xml:space="preserve"> </w:t>
       </w:r>
       <w:r>
-        <w:t xml:space="preserve">“Try free for 30 days — link in bio”</w:t>
+        <w:t xml:space="preserve">“Try free for 30 days. Link in bio”</w:t>
       </w:r>
     </w:p>
     <w:p>
@@ -228,14 +349,14 @@
         </w:pict>
       </w:r>
     </w:p>
-    <w:bookmarkEnd w:id="10"/>
-    <w:bookmarkStart w:id="11" w:name="day-2-feature-spotlight"/>
+    <w:bookmarkEnd w:id="11"/>
+    <w:bookmarkStart w:id="12" w:name="day-2.-feature-spotlight"/>
     <w:p>
       <w:pPr>
         <w:pStyle w:val="Heading2"/>
       </w:pPr>
       <w:r>
-        <w:t xml:space="preserve">Day 2 — Feature Spotlight</w:t>
+        <w:t xml:space="preserve">Day 2. Feature Spotlight</w:t>
       </w:r>
     </w:p>
     <w:p>
@@ -345,7 +466,7 @@
         <w:t xml:space="preserve"> </w:t>
       </w:r>
       <w:r>
-        <w:t xml:space="preserve">Screen recording showing a complete sale flow — search</w:t>
+        <w:t xml:space="preserve">Screen recording showing a complete sale flow. Search</w:t>
       </w:r>
       <w:r>
         <w:t xml:space="preserve"> </w:t>
@@ -381,7 +502,7 @@
         <w:t xml:space="preserve"> </w:t>
       </w:r>
       <w:r>
-        <w:t xml:space="preserve">“See it in action — DM us for a free demo”</w:t>
+        <w:t xml:space="preserve">“See it in action. DM us for a free demo”</w:t>
       </w:r>
     </w:p>
     <w:p>
@@ -391,14 +512,14 @@
         </w:pict>
       </w:r>
     </w:p>
-    <w:bookmarkEnd w:id="11"/>
-    <w:bookmarkStart w:id="12" w:name="day-3-social-proof-testimonial"/>
+    <w:bookmarkEnd w:id="12"/>
+    <w:bookmarkStart w:id="13" w:name="day-3.-social-proof-testimonial"/>
     <w:p>
       <w:pPr>
         <w:pStyle w:val="Heading2"/>
       </w:pPr>
       <w:r>
-        <w:t xml:space="preserve">Day 3 — Social Proof / Testimonial</w:t>
+        <w:t xml:space="preserve">Day 3. Social Proof / Testimonial</w:t>
       </w:r>
     </w:p>
     <w:p>
@@ -410,6 +531,16 @@
           <w:b/>
           <w:bCs/>
         </w:rPr>
+        <w:t xml:space="preserve">DO NOT POST AS WRITTEN. The person quoted below is invented. See the note at the top of this file.</w:t>
+      </w:r>
+      <w:r>
+        <w:t xml:space="preserve"> </w:t>
+      </w:r>
+      <w:r>
+        <w:rPr>
+          <w:b/>
+          <w:bCs/>
+        </w:rPr>
         <w:t xml:space="preserve">Platform:</w:t>
       </w:r>
       <w:r>
@@ -458,7 +589,7 @@
         <w:pStyle w:val="BodyText"/>
       </w:pPr>
       <w:r>
-        <w:t xml:space="preserve">— Ama Serwaa, Pharmacy Owner, Osu</w:t>
+        <w:t xml:space="preserve">Ama Serwaa, Pharmacy Owner, Osu</w:t>
       </w:r>
     </w:p>
     <w:p>
@@ -530,7 +661,7 @@
         <w:t xml:space="preserve"> </w:t>
       </w:r>
       <w:r>
-        <w:t xml:space="preserve">“Protect your business — link in bio”</w:t>
+        <w:t xml:space="preserve">“Protect your business. Link in bio”</w:t>
       </w:r>
     </w:p>
     <w:p>
@@ -540,14 +671,14 @@
         </w:pict>
       </w:r>
     </w:p>
-    <w:bookmarkEnd w:id="12"/>
-    <w:bookmarkStart w:id="13" w:name="day-4-pain-point"/>
+    <w:bookmarkEnd w:id="13"/>
+    <w:bookmarkStart w:id="14" w:name="day-4.-pain-point"/>
     <w:p>
       <w:pPr>
         <w:pStyle w:val="Heading2"/>
       </w:pPr>
       <w:r>
-        <w:t xml:space="preserve">Day 4 — Pain Point</w:t>
+        <w:t xml:space="preserve">Day 4. Pain Point</w:t>
       </w:r>
     </w:p>
     <w:p>
@@ -643,7 +774,7 @@
         <w:pStyle w:val="BodyText"/>
       </w:pPr>
       <w:r>
-        <w:t xml:space="preserve">QuadERP tracks every credit sale, every payment, and every outstanding balance automatically. You can see who owes you and how much — in 2 seconds.</w:t>
+        <w:t xml:space="preserve">QuadERP tracks every credit sale, every payment, and every outstanding balance automatically. You can see who owes you and how much, in 2 seconds.</w:t>
       </w:r>
     </w:p>
     <w:p>
@@ -659,7 +790,7 @@
         <w:pStyle w:val="BodyText"/>
       </w:pPr>
       <w:r>
-        <w:t xml:space="preserve">quaderp.app — Free for 30 days.</w:t>
+        <w:t xml:space="preserve">quaderp.app. Free for 30 days.</w:t>
       </w:r>
     </w:p>
     <w:p>
@@ -727,7 +858,7 @@
         <w:t xml:space="preserve"> </w:t>
       </w:r>
       <w:r>
-        <w:t xml:space="preserve">“Know exactly who owes you — try free”</w:t>
+        <w:t xml:space="preserve">“Know exactly who owes you. Try free”</w:t>
       </w:r>
     </w:p>
     <w:p>
@@ -737,14 +868,14 @@
         </w:pict>
       </w:r>
     </w:p>
-    <w:bookmarkEnd w:id="13"/>
-    <w:bookmarkStart w:id="14" w:name="day-5-educational"/>
+    <w:bookmarkEnd w:id="14"/>
+    <w:bookmarkStart w:id="15" w:name="day-5.-educational"/>
     <w:p>
       <w:pPr>
         <w:pStyle w:val="Heading2"/>
       </w:pPr>
       <w:r>
-        <w:t xml:space="preserve">Day 5 — Educational</w:t>
+        <w:t xml:space="preserve">Day 5. Educational</w:t>
       </w:r>
     </w:p>
     <w:p>
@@ -834,7 +965,7 @@
         <w:t xml:space="preserve"> </w:t>
       </w:r>
       <w:r>
-        <w:t xml:space="preserve">4️⃣ You order based on feeling, not data — and end up with dead stock</w:t>
+        <w:t xml:space="preserve">4️⃣ You order based on feeling, not data, and end up with dead stock</w:t>
       </w:r>
       <w:r>
         <w:t xml:space="preserve"> </w:t>
@@ -848,7 +979,7 @@
         <w:pStyle w:val="BodyText"/>
       </w:pPr>
       <w:r>
-        <w:t xml:space="preserve">If 2 or more of these hit home, your business needs a system. Not more hustle — a better system.</w:t>
+        <w:t xml:space="preserve">If 2 or more of these hit home, your business needs a system. Not more hustle, a better system.</w:t>
       </w:r>
     </w:p>
     <w:p>
@@ -928,14 +1059,14 @@
         </w:pict>
       </w:r>
     </w:p>
-    <w:bookmarkEnd w:id="14"/>
-    <w:bookmarkStart w:id="15" w:name="day-6-pain-point"/>
+    <w:bookmarkEnd w:id="15"/>
+    <w:bookmarkStart w:id="16" w:name="day-6.-pain-point"/>
     <w:p>
       <w:pPr>
         <w:pStyle w:val="Heading2"/>
       </w:pPr>
       <w:r>
-        <w:t xml:space="preserve">Day 6 — Pain Point</w:t>
+        <w:t xml:space="preserve">Day 6. Pain Point</w:t>
       </w:r>
     </w:p>
     <w:p>
@@ -1095,7 +1226,7 @@
         <w:t xml:space="preserve"> </w:t>
       </w:r>
       <w:r>
-        <w:t xml:space="preserve">cuts to the actual branch where things are chaotic. Then owner opens QuadERP on phone — sees the real numbers. Expression changes. Text overlay:</w:t>
+        <w:t xml:space="preserve">cuts to the actual branch where things are chaotic. Then owner opens QuadERP on phone. Sees the real numbers. Expression changes. Text overlay:</w:t>
       </w:r>
       <w:r>
         <w:t xml:space="preserve"> </w:t>
@@ -1119,7 +1250,7 @@
         <w:t xml:space="preserve"> </w:t>
       </w:r>
       <w:r>
-        <w:t xml:space="preserve">“Manage all branches from your phone — try free”</w:t>
+        <w:t xml:space="preserve">“Manage all branches from your phone. Try free”</w:t>
       </w:r>
     </w:p>
     <w:p>
@@ -1129,14 +1260,14 @@
         </w:pict>
       </w:r>
     </w:p>
-    <w:bookmarkEnd w:id="15"/>
-    <w:bookmarkStart w:id="16" w:name="day-7-engagement-interactive"/>
+    <w:bookmarkEnd w:id="16"/>
+    <w:bookmarkStart w:id="17" w:name="day-7.-engagement-interactive"/>
     <w:p>
       <w:pPr>
         <w:pStyle w:val="Heading2"/>
       </w:pPr>
       <w:r>
-        <w:t xml:space="preserve">Day 7 — Engagement / Interactive</w:t>
+        <w:t xml:space="preserve">Day 7. Engagement / Interactive</w:t>
       </w:r>
     </w:p>
     <w:p>
@@ -1230,7 +1361,7 @@
         <w:pStyle w:val="BodyText"/>
       </w:pPr>
       <w:r>
-        <w:t xml:space="preserve">Drop your answer below! 👇 No judgment — we’ve seen it all 😄</w:t>
+        <w:t xml:space="preserve">Drop your answer below! 👇 No judgment. We’ve seen it all 😄</w:t>
       </w:r>
     </w:p>
     <w:p>
@@ -1272,7 +1403,7 @@
         <w:t xml:space="preserve"> </w:t>
       </w:r>
       <w:r>
-        <w:t xml:space="preserve">Bright, playful graphic with 4 quadrants showing each tracking method as an illustrated icon. Use vibrant colors — yellow, teal, coral, purple. Clean modern font.</w:t>
+        <w:t xml:space="preserve">Bright, playful graphic with 4 quadrants showing each tracking method as an illustrated icon. Use vibrant colors. Yellow, teal, coral, purple. Clean modern font.</w:t>
       </w:r>
     </w:p>
     <w:p>
@@ -1300,14 +1431,14 @@
         </w:pict>
       </w:r>
     </w:p>
-    <w:bookmarkEnd w:id="16"/>
-    <w:bookmarkStart w:id="17" w:name="day-8-pain-point"/>
+    <w:bookmarkEnd w:id="17"/>
+    <w:bookmarkStart w:id="18" w:name="day-8.-pain-point"/>
     <w:p>
       <w:pPr>
         <w:pStyle w:val="Heading2"/>
       </w:pPr>
       <w:r>
-        <w:t xml:space="preserve">Day 8 — Pain Point</w:t>
+        <w:t xml:space="preserve">Day 8. Pain Point</w:t>
       </w:r>
     </w:p>
     <w:p>
@@ -1425,7 +1556,7 @@
         <w:pStyle w:val="BodyText"/>
       </w:pPr>
       <w:r>
-        <w:t xml:space="preserve">QuadERP tracks every sale, every expense, every cedi — automatically. You open the app and your real profit is right there. No guessing.</w:t>
+        <w:t xml:space="preserve">QuadERP tracks every sale, every expense, every cedi. Automatically. You open the app and your real profit is right there. No guessing.</w:t>
       </w:r>
     </w:p>
     <w:p>
@@ -1441,7 +1572,7 @@
         <w:pStyle w:val="BodyText"/>
       </w:pPr>
       <w:r>
-        <w:t xml:space="preserve">quaderp.app — Free for 30 days.</w:t>
+        <w:t xml:space="preserve">quaderp.app. Free for 30 days.</w:t>
       </w:r>
     </w:p>
     <w:p>
@@ -1497,7 +1628,7 @@
         <w:t xml:space="preserve"> </w:t>
       </w:r>
       <w:r>
-        <w:t xml:space="preserve">“Know your real profit — link in bio”</w:t>
+        <w:t xml:space="preserve">“Know your real profit. Link in bio”</w:t>
       </w:r>
     </w:p>
     <w:p>
@@ -1507,14 +1638,14 @@
         </w:pict>
       </w:r>
     </w:p>
-    <w:bookmarkEnd w:id="17"/>
-    <w:bookmarkStart w:id="18" w:name="day-9-feature-spotlight"/>
+    <w:bookmarkEnd w:id="18"/>
+    <w:bookmarkStart w:id="19" w:name="day-9.-feature-spotlight"/>
     <w:p>
       <w:pPr>
         <w:pStyle w:val="Heading2"/>
       </w:pPr>
       <w:r>
-        <w:t xml:space="preserve">Day 9 — Feature Spotlight</w:t>
+        <w:t xml:space="preserve">Day 9. Feature Spotlight</w:t>
       </w:r>
     </w:p>
     <w:p>
@@ -1648,7 +1779,7 @@
         <w:t xml:space="preserve"> </w:t>
       </w:r>
       <w:r>
-        <w:t xml:space="preserve">Screen recording showing the loss prevention dashboard — alert notification pops up, user taps to see details: void pattern analysis, timestamps, which register, which employee. Dramatic sound effect on the alert. Red/amber warning colors.</w:t>
+        <w:t xml:space="preserve">Screen recording showing the loss prevention dashboard. Alert notification pops up, user taps to see details: void pattern analysis, timestamps, which register, which employee. Dramatic sound effect on the alert. Red/amber warning colors.</w:t>
       </w:r>
     </w:p>
     <w:p>
@@ -1666,7 +1797,7 @@
         <w:t xml:space="preserve"> </w:t>
       </w:r>
       <w:r>
-        <w:t xml:space="preserve">“Catch what your eyes miss — try free for 30 days”</w:t>
+        <w:t xml:space="preserve">“Catch what your eyes miss. Try free for 30 days”</w:t>
       </w:r>
     </w:p>
     <w:p>
@@ -1676,14 +1807,14 @@
         </w:pict>
       </w:r>
     </w:p>
-    <w:bookmarkEnd w:id="18"/>
-    <w:bookmarkStart w:id="19" w:name="day-10-social-proof-testimonial"/>
+    <w:bookmarkEnd w:id="19"/>
+    <w:bookmarkStart w:id="20" w:name="day-10.-social-proof-testimonial"/>
     <w:p>
       <w:pPr>
         <w:pStyle w:val="Heading2"/>
       </w:pPr>
       <w:r>
-        <w:t xml:space="preserve">Day 10 — Social Proof / Testimonial</w:t>
+        <w:t xml:space="preserve">Day 10. Social Proof / Testimonial</w:t>
       </w:r>
     </w:p>
     <w:p>
@@ -1695,6 +1826,16 @@
           <w:b/>
           <w:bCs/>
         </w:rPr>
+        <w:t xml:space="preserve">DO NOT POST AS WRITTEN. The person quoted below is invented. See the note at the top of this file.</w:t>
+      </w:r>
+      <w:r>
+        <w:t xml:space="preserve"> </w:t>
+      </w:r>
+      <w:r>
+        <w:rPr>
+          <w:b/>
+          <w:bCs/>
+        </w:rPr>
         <w:t xml:space="preserve">Platform:</w:t>
       </w:r>
       <w:r>
@@ -1735,15 +1876,15 @@
         <w:t xml:space="preserve"> </w:t>
       </w:r>
       <w:r>
-        <w:t xml:space="preserve">“Before QuadERP, I would drive to my Kumasi branch every two weeks just to count stock. Now I check from my phone in Accra. Last month I caught that they had over-ordered hair products by GHS 3,000 — I would never have known until the money was already gone.”</w:t>
-      </w:r>
-    </w:p>
-    <w:p>
-      <w:pPr>
-        <w:pStyle w:val="BodyText"/>
-      </w:pPr>
-      <w:r>
-        <w:t xml:space="preserve">— Kofi Mensah, Beauty Supply Chain, 3 locations</w:t>
+        <w:t xml:space="preserve">“Before QuadERP, I would drive to my Kumasi branch every two weeks just to count stock. Now I check from my phone in Accra. Last month I caught that they had over-ordered hair products by GHS 3,000. I would never have known until the money was already gone.”</w:t>
+      </w:r>
+    </w:p>
+    <w:p>
+      <w:pPr>
+        <w:pStyle w:val="BodyText"/>
+      </w:pPr>
+      <w:r>
+        <w:t xml:space="preserve">Kofi Mensah, Beauty Supply Chain, 3 locations</w:t>
       </w:r>
     </w:p>
     <w:p>
@@ -1803,7 +1944,7 @@
         <w:t xml:space="preserve"> </w:t>
       </w:r>
       <w:r>
-        <w:t xml:space="preserve">“See all your branches in one place — link in bio”</w:t>
+        <w:t xml:space="preserve">“See all your branches in one place. Link in bio”</w:t>
       </w:r>
     </w:p>
     <w:p>
@@ -1813,14 +1954,14 @@
         </w:pict>
       </w:r>
     </w:p>
-    <w:bookmarkEnd w:id="19"/>
-    <w:bookmarkStart w:id="20" w:name="day-11-pain-point"/>
+    <w:bookmarkEnd w:id="20"/>
+    <w:bookmarkStart w:id="21" w:name="day-11.-pain-point"/>
     <w:p>
       <w:pPr>
         <w:pStyle w:val="Heading2"/>
       </w:pPr>
       <w:r>
-        <w:t xml:space="preserve">Day 11 — Pain Point</w:t>
+        <w:t xml:space="preserve">Day 11. Pain Point</w:t>
       </w:r>
     </w:p>
     <w:p>
@@ -1960,7 +2101,7 @@
         <w:pStyle w:val="BodyText"/>
       </w:pPr>
       <w:r>
-        <w:t xml:space="preserve">quaderp.app — Free for 30 days.</w:t>
+        <w:t xml:space="preserve">quaderp.app. Free for 30 days.</w:t>
       </w:r>
     </w:p>
     <w:p>
@@ -2016,7 +2157,7 @@
         <w:t xml:space="preserve"> </w:t>
       </w:r>
       <w:r>
-        <w:t xml:space="preserve">“Get stock alerts on your phone — try free”</w:t>
+        <w:t xml:space="preserve">“Get stock alerts on your phone. Try free”</w:t>
       </w:r>
     </w:p>
     <w:p>
@@ -2026,14 +2167,14 @@
         </w:pict>
       </w:r>
     </w:p>
-    <w:bookmarkEnd w:id="20"/>
-    <w:bookmarkStart w:id="21" w:name="day-12-promotional"/>
+    <w:bookmarkEnd w:id="21"/>
+    <w:bookmarkStart w:id="22" w:name="day-12.-promotional"/>
     <w:p>
       <w:pPr>
         <w:pStyle w:val="Heading2"/>
       </w:pPr>
       <w:r>
-        <w:t xml:space="preserve">Day 12 — Promotional</w:t>
+        <w:t xml:space="preserve">Day 12. Promotional</w:t>
       </w:r>
     </w:p>
     <w:p>
@@ -2125,7 +2266,7 @@
         <w:t xml:space="preserve"> </w:t>
       </w:r>
       <w:r>
-        <w:t xml:space="preserve">✅ Accounts receivable — see who owes you</w:t>
+        <w:t xml:space="preserve">✅ Accounts receivable. See who owes you</w:t>
       </w:r>
       <w:r>
         <w:t xml:space="preserve"> </w:t>
@@ -2223,7 +2364,7 @@
         <w:t xml:space="preserve"> </w:t>
       </w:r>
       <w:r>
-        <w:t xml:space="preserve">“Start free — quaderp.app”</w:t>
+        <w:t xml:space="preserve">“Start free. Quaderp.app”</w:t>
       </w:r>
     </w:p>
     <w:p>
@@ -2233,14 +2374,14 @@
         </w:pict>
       </w:r>
     </w:p>
-    <w:bookmarkEnd w:id="21"/>
-    <w:bookmarkStart w:id="22" w:name="day-13-pain-point"/>
+    <w:bookmarkEnd w:id="22"/>
+    <w:bookmarkStart w:id="23" w:name="day-13.-pain-point"/>
     <w:p>
       <w:pPr>
         <w:pStyle w:val="Heading2"/>
       </w:pPr>
       <w:r>
-        <w:t xml:space="preserve">Day 13 — Pain Point</w:t>
+        <w:t xml:space="preserve">Day 13. Pain Point</w:t>
       </w:r>
     </w:p>
     <w:p>
@@ -2346,7 +2487,7 @@
         <w:pStyle w:val="BodyText"/>
       </w:pPr>
       <w:r>
-        <w:t xml:space="preserve">QuadERP doesn’t just track sales. It tracks EVERYTHING — so your profit number is real, not estimated.</w:t>
+        <w:t xml:space="preserve">QuadERP doesn’t just track sales. It tracks EVERYTHING, so your profit number is real, not estimated.</w:t>
       </w:r>
     </w:p>
     <w:p>
@@ -2424,7 +2565,7 @@
         <w:t xml:space="preserve"> </w:t>
       </w:r>
       <w:r>
-        <w:t xml:space="preserve">“Know your real profit — link in bio”</w:t>
+        <w:t xml:space="preserve">“Know your real profit. Link in bio”</w:t>
       </w:r>
     </w:p>
     <w:p>
@@ -2434,14 +2575,14 @@
         </w:pict>
       </w:r>
     </w:p>
-    <w:bookmarkEnd w:id="22"/>
-    <w:bookmarkStart w:id="23" w:name="day-14-educational"/>
+    <w:bookmarkEnd w:id="23"/>
+    <w:bookmarkStart w:id="24" w:name="day-14.-educational"/>
     <w:p>
       <w:pPr>
         <w:pStyle w:val="Heading2"/>
       </w:pPr>
       <w:r>
-        <w:t xml:space="preserve">Day 14 — Educational</w:t>
+        <w:t xml:space="preserve">Day 14. Educational</w:t>
       </w:r>
     </w:p>
     <w:p>
@@ -2547,7 +2688,7 @@
         <w:pStyle w:val="BodyText"/>
       </w:pPr>
       <w:r>
-        <w:t xml:space="preserve">Doing your first stocktake is often shocking — but it’s the first step to taking control.</w:t>
+        <w:t xml:space="preserve">Doing your first stocktake is often shocking, but it’s the first step to taking control.</w:t>
       </w:r>
     </w:p>
     <w:p>
@@ -2601,14 +2742,14 @@
         </w:pict>
       </w:r>
     </w:p>
-    <w:bookmarkEnd w:id="23"/>
-    <w:bookmarkStart w:id="24" w:name="day-15-feature-spotlight"/>
+    <w:bookmarkEnd w:id="24"/>
+    <w:bookmarkStart w:id="25" w:name="day-15.-feature-spotlight"/>
     <w:p>
       <w:pPr>
         <w:pStyle w:val="Heading2"/>
       </w:pPr>
       <w:r>
-        <w:t xml:space="preserve">Day 15 — Feature Spotlight</w:t>
+        <w:t xml:space="preserve">Day 15. Feature Spotlight</w:t>
       </w:r>
     </w:p>
     <w:p>
@@ -2768,7 +2909,7 @@
         <w:t xml:space="preserve"> </w:t>
       </w:r>
       <w:r>
-        <w:t xml:space="preserve">Screen recording showing a split payment being processed — GHS 120 MoMo + GHS 80 cash. Smooth, fast flow. Each payment method icon lights up as it’s selected. Receipt shows the breakdown clearly.</w:t>
+        <w:t xml:space="preserve">Screen recording showing a split payment being processed. GHS 120 MoMo + GHS 80 cash. Smooth, fast flow. Each payment method icon lights up as it’s selected. Receipt shows the breakdown clearly.</w:t>
       </w:r>
     </w:p>
     <w:p>
@@ -2786,7 +2927,7 @@
         <w:t xml:space="preserve"> </w:t>
       </w:r>
       <w:r>
-        <w:t xml:space="preserve">“Accept any payment — try free for 30 days”</w:t>
+        <w:t xml:space="preserve">“Accept any payment. Try free for 30 days”</w:t>
       </w:r>
     </w:p>
     <w:p>
@@ -2796,14 +2937,14 @@
         </w:pict>
       </w:r>
     </w:p>
-    <w:bookmarkEnd w:id="24"/>
-    <w:bookmarkStart w:id="25" w:name="day-16-pain-point"/>
+    <w:bookmarkEnd w:id="25"/>
+    <w:bookmarkStart w:id="26" w:name="day-16.-pain-point"/>
     <w:p>
       <w:pPr>
         <w:pStyle w:val="Heading2"/>
       </w:pPr>
       <w:r>
-        <w:t xml:space="preserve">Day 16 — Pain Point</w:t>
+        <w:t xml:space="preserve">Day 16. Pain Point</w:t>
       </w:r>
     </w:p>
     <w:p>
@@ -2903,15 +3044,15 @@
         <w:pStyle w:val="BodyText"/>
       </w:pPr>
       <w:r>
-        <w:t xml:space="preserve">QuadERP tracks every unit from the moment it enters your shop. If the numbers don’t add up, you’ll know immediately — not at the end of the month.</w:t>
-      </w:r>
-    </w:p>
-    <w:p>
-      <w:pPr>
-        <w:pStyle w:val="BodyText"/>
-      </w:pPr>
-      <w:r>
-        <w:t xml:space="preserve">quaderp.app — Free for 30 days.</w:t>
+        <w:t xml:space="preserve">QuadERP tracks every unit from the moment it enters your shop. If the numbers don’t add up, you’ll know immediately, not at the end of the month.</w:t>
+      </w:r>
+    </w:p>
+    <w:p>
+      <w:pPr>
+        <w:pStyle w:val="BodyText"/>
+      </w:pPr>
+      <w:r>
+        <w:t xml:space="preserve">quaderp.app. Free for 30 days.</w:t>
       </w:r>
     </w:p>
     <w:p>
@@ -2958,10 +3099,7 @@
         <w:t xml:space="preserve">“?”</w:t>
       </w:r>
       <w:r>
-        <w:t xml:space="preserve"> </w:t>
-      </w:r>
-      <w:r>
-        <w:t xml:space="preserve">— where did they go? Clean infographic style with red accent colors for the missing items.</w:t>
+        <w:t xml:space="preserve">. Where did they go? Clean infographic style with red accent colors for the missing items.</w:t>
       </w:r>
     </w:p>
     <w:p>
@@ -2979,7 +3117,7 @@
         <w:t xml:space="preserve"> </w:t>
       </w:r>
       <w:r>
-        <w:t xml:space="preserve">“Track every unit — link in bio”</w:t>
+        <w:t xml:space="preserve">“Track every unit. Link in bio”</w:t>
       </w:r>
     </w:p>
     <w:p>
@@ -2989,14 +3127,14 @@
         </w:pict>
       </w:r>
     </w:p>
-    <w:bookmarkEnd w:id="25"/>
-    <w:bookmarkStart w:id="26" w:name="day-17-social-proof-testimonial"/>
+    <w:bookmarkEnd w:id="26"/>
+    <w:bookmarkStart w:id="27" w:name="day-17.-social-proof-testimonial"/>
     <w:p>
       <w:pPr>
         <w:pStyle w:val="Heading2"/>
       </w:pPr>
       <w:r>
-        <w:t xml:space="preserve">Day 17 — Social Proof / Testimonial</w:t>
+        <w:t xml:space="preserve">Day 17. Social Proof / Testimonial</w:t>
       </w:r>
     </w:p>
     <w:p>
@@ -3008,6 +3146,16 @@
           <w:b/>
           <w:bCs/>
         </w:rPr>
+        <w:t xml:space="preserve">DO NOT POST AS WRITTEN. The person quoted below is invented. See the note at the top of this file.</w:t>
+      </w:r>
+      <w:r>
+        <w:t xml:space="preserve"> </w:t>
+      </w:r>
+      <w:r>
+        <w:rPr>
+          <w:b/>
+          <w:bCs/>
+        </w:rPr>
         <w:t xml:space="preserve">Platform:</w:t>
       </w:r>
       <w:r>
@@ -3060,7 +3208,7 @@
         <w:t xml:space="preserve"> </w:t>
       </w:r>
       <w:r>
-        <w:t xml:space="preserve">I would just accept it because I had no way to check. Now I open QuadERP on my phone and see the real numbers. Last Tuesday my cashier told me sales were slow — the dashboard showed GHS 2,400 in transactions.</w:t>
+        <w:t xml:space="preserve">I would just accept it because I had no way to check. Now I open QuadERP on my phone and see the real numbers. Last Tuesday my cashier told me sales were slow, the dashboard showed GHS 2,400 in transactions.</w:t>
       </w:r>
       <w:r>
         <w:t xml:space="preserve"> </w:t>
@@ -3080,7 +3228,7 @@
         <w:pStyle w:val="BodyText"/>
       </w:pPr>
       <w:r>
-        <w:t xml:space="preserve">— Nana Yaw Boateng, Mini-Mart Owner, Tema</w:t>
+        <w:t xml:space="preserve">Nana Yaw Boateng, Mini-Mart Owner, Tema</w:t>
       </w:r>
     </w:p>
     <w:p>
@@ -3140,7 +3288,7 @@
         <w:t xml:space="preserve"> </w:t>
       </w:r>
       <w:r>
-        <w:t xml:space="preserve">“See your real numbers — try free”</w:t>
+        <w:t xml:space="preserve">“See your real numbers. Try free”</w:t>
       </w:r>
     </w:p>
     <w:p>
@@ -3150,14 +3298,14 @@
         </w:pict>
       </w:r>
     </w:p>
-    <w:bookmarkEnd w:id="26"/>
-    <w:bookmarkStart w:id="27" w:name="day-18-pain-point"/>
+    <w:bookmarkEnd w:id="27"/>
+    <w:bookmarkStart w:id="28" w:name="day-18.-pain-point"/>
     <w:p>
       <w:pPr>
         <w:pStyle w:val="Heading2"/>
       </w:pPr>
       <w:r>
-        <w:t xml:space="preserve">Day 18 — Pain Point</w:t>
+        <w:t xml:space="preserve">Day 18. Pain Point</w:t>
       </w:r>
     </w:p>
     <w:p>
@@ -3317,7 +3465,7 @@
         <w:t xml:space="preserve"> </w:t>
       </w:r>
       <w:r>
-        <w:t xml:space="preserve">“Protect your cash — link in bio”</w:t>
+        <w:t xml:space="preserve">“Protect your cash. Link in bio”</w:t>
       </w:r>
     </w:p>
     <w:p>
@@ -3327,14 +3475,14 @@
         </w:pict>
       </w:r>
     </w:p>
-    <w:bookmarkEnd w:id="27"/>
-    <w:bookmarkStart w:id="28" w:name="day-19-engagement-interactive"/>
+    <w:bookmarkEnd w:id="28"/>
+    <w:bookmarkStart w:id="29" w:name="day-19.-engagement-interactive"/>
     <w:p>
       <w:pPr>
         <w:pStyle w:val="Heading2"/>
       </w:pPr>
       <w:r>
-        <w:t xml:space="preserve">Day 19 — Engagement / Interactive</w:t>
+        <w:t xml:space="preserve">Day 19. Engagement / Interactive</w:t>
       </w:r>
     </w:p>
     <w:p>
@@ -3444,7 +3592,7 @@
         <w:pStyle w:val="BodyText"/>
       </w:pPr>
       <w:r>
-        <w:t xml:space="preserve">Drop a 🙋‍♀️ if you couldn’t answer. No shame — most shop owners can’t. That’s exactly why we built this.</w:t>
+        <w:t xml:space="preserve">Drop a 🙋‍♀️ if you couldn’t answer. No shame. Most shop owners can’t. That’s exactly why we built this.</w:t>
       </w:r>
     </w:p>
     <w:p>
@@ -3504,14 +3652,14 @@
         </w:pict>
       </w:r>
     </w:p>
-    <w:bookmarkEnd w:id="28"/>
-    <w:bookmarkStart w:id="29" w:name="day-20-feature-spotlight"/>
+    <w:bookmarkEnd w:id="29"/>
+    <w:bookmarkStart w:id="30" w:name="day-20.-feature-spotlight"/>
     <w:p>
       <w:pPr>
         <w:pStyle w:val="Heading2"/>
       </w:pPr>
       <w:r>
-        <w:t xml:space="preserve">Day 20 — Feature Spotlight</w:t>
+        <w:t xml:space="preserve">Day 20. Feature Spotlight</w:t>
       </w:r>
     </w:p>
     <w:p>
@@ -3605,7 +3753,7 @@
         <w:pStyle w:val="BodyText"/>
       </w:pPr>
       <w:r>
-        <w:t xml:space="preserve">Why does this matter? Because a returning customer spends 3x more than a new one. Reward them, and they’ll keep coming back — to YOUR shop, not your competitor’s.</w:t>
+        <w:t xml:space="preserve">Why does this matter? Because a returning customer spends 3x more than a new one. Reward them, and they’ll keep coming back, to YOUR shop, not your competitor’s.</w:t>
       </w:r>
     </w:p>
     <w:p>
@@ -3665,7 +3813,7 @@
         <w:t xml:space="preserve"> </w:t>
       </w:r>
       <w:r>
-        <w:t xml:space="preserve">“Build customer loyalty — try free for 30 days”</w:t>
+        <w:t xml:space="preserve">“Build customer loyalty. Try free for 30 days”</w:t>
       </w:r>
     </w:p>
     <w:p>
@@ -3675,14 +3823,14 @@
         </w:pict>
       </w:r>
     </w:p>
-    <w:bookmarkEnd w:id="29"/>
-    <w:bookmarkStart w:id="30" w:name="day-21-pain-point"/>
+    <w:bookmarkEnd w:id="30"/>
+    <w:bookmarkStart w:id="31" w:name="day-21.-pain-point"/>
     <w:p>
       <w:pPr>
         <w:pStyle w:val="Heading2"/>
       </w:pPr>
       <w:r>
-        <w:t xml:space="preserve">Day 21 — Pain Point</w:t>
+        <w:t xml:space="preserve">Day 21. Pain Point</w:t>
       </w:r>
     </w:p>
     <w:p>
@@ -3784,7 +3932,7 @@
         <w:t xml:space="preserve"> </w:t>
       </w:r>
       <w:r>
-        <w:t xml:space="preserve">“Yes, Madam — GHS 300, paid on Thursday at 2:47 PM via MoMo. Here’s your receipt.”</w:t>
+        <w:t xml:space="preserve">“Yes, Madam. GHS 300, paid on Thursday at 2:47 PM via MoMo. Here’s your receipt.”</w:t>
       </w:r>
     </w:p>
     <w:p>
@@ -3826,7 +3974,7 @@
         <w:t xml:space="preserve"> </w:t>
       </w:r>
       <w:r>
-        <w:t xml:space="preserve">Split-screen skit: Left side shows the awkward book-flipping scene. Right side shows the smooth QuadERP lookup — confident owner, satisfied customer. Same scenario, different outcome.</w:t>
+        <w:t xml:space="preserve">Split-screen skit: Left side shows the awkward book-flipping scene. Right side shows the smooth QuadERP lookup. Confident owner, satisfied customer. Same scenario, different outcome.</w:t>
       </w:r>
     </w:p>
     <w:p>
@@ -3844,7 +3992,7 @@
         <w:t xml:space="preserve"> </w:t>
       </w:r>
       <w:r>
-        <w:t xml:space="preserve">“Be the professional shop — try free”</w:t>
+        <w:t xml:space="preserve">“Be the professional shop. Try free”</w:t>
       </w:r>
     </w:p>
     <w:p>
@@ -3854,14 +4002,14 @@
         </w:pict>
       </w:r>
     </w:p>
-    <w:bookmarkEnd w:id="30"/>
-    <w:bookmarkStart w:id="31" w:name="day-22-social-proof-testimonial"/>
+    <w:bookmarkEnd w:id="31"/>
+    <w:bookmarkStart w:id="32" w:name="day-22.-social-proof-testimonial"/>
     <w:p>
       <w:pPr>
         <w:pStyle w:val="Heading2"/>
       </w:pPr>
       <w:r>
-        <w:t xml:space="preserve">Day 22 — Social Proof / Testimonial</w:t>
+        <w:t xml:space="preserve">Day 22. Social Proof / Testimonial</w:t>
       </w:r>
     </w:p>
     <w:p>
@@ -3873,6 +4021,16 @@
           <w:b/>
           <w:bCs/>
         </w:rPr>
+        <w:t xml:space="preserve">DO NOT POST AS WRITTEN. The person quoted below is invented. See the note at the top of this file.</w:t>
+      </w:r>
+      <w:r>
+        <w:t xml:space="preserve"> </w:t>
+      </w:r>
+      <w:r>
+        <w:rPr>
+          <w:b/>
+          <w:bCs/>
+        </w:rPr>
         <w:t xml:space="preserve">Platform:</w:t>
       </w:r>
       <w:r>
@@ -3913,15 +4071,15 @@
         <w:t xml:space="preserve"> </w:t>
       </w:r>
       <w:r>
-        <w:t xml:space="preserve">“Honestly, I was skeptical. I’ve used one system before and it was a headache — always crashing, couldn’t figure out the reports. My accountant told me to try QuadERP. The setup took 20 minutes. My staff learned it in one afternoon. That was 4 months ago and now I can’t imagine going back to the book.”</w:t>
-      </w:r>
-    </w:p>
-    <w:p>
-      <w:pPr>
-        <w:pStyle w:val="BodyText"/>
-      </w:pPr>
-      <w:r>
-        <w:t xml:space="preserve">— Efua Owusu, Hardware Store Owner, Takoradi</w:t>
+        <w:t xml:space="preserve">“Honestly, I was skeptical. I’ve used one system before and it was a headache, always crashing, couldn’t figure out the reports. My accountant told me to try QuadERP. The setup took 20 minutes. My staff learned it in one afternoon. That was 4 months ago and now I can’t imagine going back to the book.”</w:t>
+      </w:r>
+    </w:p>
+    <w:p>
+      <w:pPr>
+        <w:pStyle w:val="BodyText"/>
+      </w:pPr>
+      <w:r>
+        <w:t xml:space="preserve">Efua Owusu, Hardware Store Owner, Takoradi</w:t>
       </w:r>
     </w:p>
     <w:p>
@@ -3999,7 +4157,7 @@
         <w:t xml:space="preserve"> </w:t>
       </w:r>
       <w:r>
-        <w:t xml:space="preserve">“It’s easier than you think — try free”</w:t>
+        <w:t xml:space="preserve">“It’s easier than you think. Try free”</w:t>
       </w:r>
     </w:p>
     <w:p>
@@ -4009,14 +4167,14 @@
         </w:pict>
       </w:r>
     </w:p>
-    <w:bookmarkEnd w:id="31"/>
-    <w:bookmarkStart w:id="32" w:name="day-23-educational"/>
+    <w:bookmarkEnd w:id="32"/>
+    <w:bookmarkStart w:id="33" w:name="day-23.-educational"/>
     <w:p>
       <w:pPr>
         <w:pStyle w:val="Heading2"/>
       </w:pPr>
       <w:r>
-        <w:t xml:space="preserve">Day 23 — Educational</w:t>
+        <w:t xml:space="preserve">Day 23. Educational</w:t>
       </w:r>
     </w:p>
     <w:p>
@@ -4076,7 +4234,7 @@
         <w:pStyle w:val="BodyText"/>
       </w:pPr>
       <w:r>
-        <w:t xml:space="preserve">Most shop owners in Ghana suspect staff theft but don’t know how to prove it — or address it without destroying the relationship.</w:t>
+        <w:t xml:space="preserve">Most shop owners in Ghana suspect staff theft but don’t know how to prove it, or address it without destroying the relationship.</w:t>
       </w:r>
     </w:p>
     <w:p>
@@ -4216,7 +4374,7 @@
         <w:t xml:space="preserve"> </w:t>
       </w:r>
       <w:r>
-        <w:t xml:space="preserve">Don’t accuse — show the numbers.</w:t>
+        <w:t xml:space="preserve">Don’t accuse. Show the numbers.</w:t>
       </w:r>
       <w:r>
         <w:t xml:space="preserve"> </w:t>
@@ -4314,14 +4472,14 @@
         </w:pict>
       </w:r>
     </w:p>
-    <w:bookmarkEnd w:id="32"/>
-    <w:bookmarkStart w:id="33" w:name="day-24-pain-point"/>
+    <w:bookmarkEnd w:id="33"/>
+    <w:bookmarkStart w:id="34" w:name="day-24.-pain-point"/>
     <w:p>
       <w:pPr>
         <w:pStyle w:val="Heading2"/>
       </w:pPr>
       <w:r>
-        <w:t xml:space="preserve">Day 24 — Pain Point</w:t>
+        <w:t xml:space="preserve">Day 24. Pain Point</w:t>
       </w:r>
     </w:p>
     <w:p>
@@ -4431,7 +4589,7 @@
         <w:pStyle w:val="BodyText"/>
       </w:pPr>
       <w:r>
-        <w:t xml:space="preserve">quaderp.app — Your digital supervisor. 🔒</w:t>
+        <w:t xml:space="preserve">quaderp.app. Your digital supervisor. 🔒</w:t>
       </w:r>
     </w:p>
     <w:p>
@@ -4487,7 +4645,7 @@
         <w:t xml:space="preserve"> </w:t>
       </w:r>
       <w:r>
-        <w:t xml:space="preserve">“Watch your business 24/7 — try free”</w:t>
+        <w:t xml:space="preserve">“Watch your business 24/7. Try free”</w:t>
       </w:r>
     </w:p>
     <w:p>
@@ -4497,14 +4655,14 @@
         </w:pict>
       </w:r>
     </w:p>
-    <w:bookmarkEnd w:id="33"/>
-    <w:bookmarkStart w:id="34" w:name="day-25-feature-spotlight"/>
+    <w:bookmarkEnd w:id="34"/>
+    <w:bookmarkStart w:id="35" w:name="day-25.-feature-spotlight"/>
     <w:p>
       <w:pPr>
         <w:pStyle w:val="Heading2"/>
       </w:pPr>
       <w:r>
-        <w:t xml:space="preserve">Day 25 — Feature Spotlight</w:t>
+        <w:t xml:space="preserve">Day 25. Feature Spotlight</w:t>
       </w:r>
     </w:p>
     <w:p>
@@ -4658,7 +4816,7 @@
         <w:t xml:space="preserve"> </w:t>
       </w:r>
       <w:r>
-        <w:t xml:space="preserve">Screen recording of the dashboard loading — numbers animate in. Clean, satisfying UI. Each metric appears with a subtle pop animation. Upbeat background music. End with the owner smiling and putting phone in pocket — confident.</w:t>
+        <w:t xml:space="preserve">Screen recording of the dashboard loading. Numbers animate in. Clean, satisfying UI. Each metric appears with a subtle pop animation. Upbeat background music. End with the owner smiling and putting phone in pocket. Confident.</w:t>
       </w:r>
     </w:p>
     <w:p>
@@ -4676,7 +4834,7 @@
         <w:t xml:space="preserve"> </w:t>
       </w:r>
       <w:r>
-        <w:t xml:space="preserve">“See your dashboard — start free trial”</w:t>
+        <w:t xml:space="preserve">“See your dashboard. Start free trial”</w:t>
       </w:r>
     </w:p>
     <w:p>
@@ -4686,14 +4844,14 @@
         </w:pict>
       </w:r>
     </w:p>
-    <w:bookmarkEnd w:id="34"/>
-    <w:bookmarkStart w:id="35" w:name="day-26-promotional"/>
+    <w:bookmarkEnd w:id="35"/>
+    <w:bookmarkStart w:id="36" w:name="day-26.-promotional"/>
     <w:p>
       <w:pPr>
         <w:pStyle w:val="Heading2"/>
       </w:pPr>
       <w:r>
-        <w:t xml:space="preserve">Day 26 — Promotional</w:t>
+        <w:t xml:space="preserve">Day 26. Promotional</w:t>
       </w:r>
     </w:p>
     <w:p>
@@ -4779,7 +4937,7 @@
         <w:t xml:space="preserve"> </w:t>
       </w:r>
       <w:r>
-        <w:t xml:space="preserve">🎁 No limit — refer 5 friends, get 5 free months</w:t>
+        <w:t xml:space="preserve">🎁 No limit. Refer 5 friends, get 5 free months</w:t>
       </w:r>
     </w:p>
     <w:p>
@@ -4869,14 +5027,14 @@
         </w:pict>
       </w:r>
     </w:p>
-    <w:bookmarkEnd w:id="35"/>
-    <w:bookmarkStart w:id="36" w:name="day-27-social-proof-testimonial"/>
+    <w:bookmarkEnd w:id="36"/>
+    <w:bookmarkStart w:id="37" w:name="day-27.-social-proof-testimonial"/>
     <w:p>
       <w:pPr>
         <w:pStyle w:val="Heading2"/>
       </w:pPr>
       <w:r>
-        <w:t xml:space="preserve">Day 27 — Social Proof / Testimonial</w:t>
+        <w:t xml:space="preserve">Day 27. Social Proof / Testimonial</w:t>
       </w:r>
     </w:p>
     <w:p>
@@ -4888,6 +5046,16 @@
           <w:b/>
           <w:bCs/>
         </w:rPr>
+        <w:t xml:space="preserve">DO NOT POST AS WRITTEN. The person quoted below is invented. See the note at the top of this file.</w:t>
+      </w:r>
+      <w:r>
+        <w:t xml:space="preserve"> </w:t>
+      </w:r>
+      <w:r>
+        <w:rPr>
+          <w:b/>
+          <w:bCs/>
+        </w:rPr>
         <w:t xml:space="preserve">Platform:</w:t>
       </w:r>
       <w:r>
@@ -4928,15 +5096,15 @@
         <w:t xml:space="preserve"> </w:t>
       </w:r>
       <w:r>
-        <w:t xml:space="preserve">“I run 3 cosmetics shops — East Legon, Madina, and Kasoa. Before QuadERP, I was spending GHS 600 on transport every month just visiting branches to check stock. Now I sit in East Legon and manage everything from my phone. I even do stock transfers between branches without leaving my seat. That GHS 600 I save every month? It more than pays for the software.”</w:t>
-      </w:r>
-    </w:p>
-    <w:p>
-      <w:pPr>
-        <w:pStyle w:val="BodyText"/>
-      </w:pPr>
-      <w:r>
-        <w:t xml:space="preserve">— Abigail Tetteh, Glow Queens Beauty Supply, 3 locations</w:t>
+        <w:t xml:space="preserve">“I run 3 cosmetics shops. East Legon, Madina, and Kasoa. Before QuadERP, I was spending GHS 600 on transport every month just visiting branches to check stock. Now I sit in East Legon and manage everything from my phone. I even do stock transfers between branches without leaving my seat. That GHS 600 I save every month? It more than pays for the software.”</w:t>
+      </w:r>
+    </w:p>
+    <w:p>
+      <w:pPr>
+        <w:pStyle w:val="BodyText"/>
+      </w:pPr>
+      <w:r>
+        <w:t xml:space="preserve">Abigail Tetteh, Glow Queens Beauty Supply, 3 locations</w:t>
       </w:r>
     </w:p>
     <w:p>
@@ -4990,7 +5158,7 @@
         <w:t xml:space="preserve"> </w:t>
       </w:r>
       <w:r>
-        <w:t xml:space="preserve">graphic: GHS 600 saved - GHS 250 cost = GHS 350 net benefit.</w:t>
+        <w:t xml:space="preserve">graphic: GHS 600 saved - GHS 450 cost = GHS 150 net benefit. (Three shops is the Multi-Branch plan at GHS 450, not the single-shop GHS 250.)</w:t>
       </w:r>
     </w:p>
     <w:p>
@@ -5008,7 +5176,7 @@
         <w:t xml:space="preserve"> </w:t>
       </w:r>
       <w:r>
-        <w:t xml:space="preserve">“Save more than you spend — try free”</w:t>
+        <w:t xml:space="preserve">“Save more than you spend. Try free”</w:t>
       </w:r>
     </w:p>
     <w:p>
@@ -5018,14 +5186,14 @@
         </w:pict>
       </w:r>
     </w:p>
-    <w:bookmarkEnd w:id="36"/>
-    <w:bookmarkStart w:id="37" w:name="day-28-educational"/>
+    <w:bookmarkEnd w:id="37"/>
+    <w:bookmarkStart w:id="38" w:name="day-28.-educational"/>
     <w:p>
       <w:pPr>
         <w:pStyle w:val="Heading2"/>
       </w:pPr>
       <w:r>
-        <w:t xml:space="preserve">Day 28 — Educational</w:t>
+        <w:t xml:space="preserve">Day 28. Educational</w:t>
       </w:r>
     </w:p>
     <w:p>
@@ -5098,10 +5266,7 @@
         <w:t xml:space="preserve">Total sales vs. yesterday</w:t>
       </w:r>
       <w:r>
-        <w:t xml:space="preserve"> </w:t>
-      </w:r>
-      <w:r>
-        <w:t xml:space="preserve">— Are you trending up or down?</w:t>
+        <w:t xml:space="preserve">. Are you trending up or down?</w:t>
       </w:r>
       <w:r>
         <w:t xml:space="preserve"> </w:t>
@@ -5120,10 +5285,7 @@
         <w:t xml:space="preserve">Cash in till vs. expected amount</w:t>
       </w:r>
       <w:r>
-        <w:t xml:space="preserve"> </w:t>
-      </w:r>
-      <w:r>
-        <w:t xml:space="preserve">— Does the money match the records?</w:t>
+        <w:t xml:space="preserve">. Does the money match the records?</w:t>
       </w:r>
       <w:r>
         <w:t xml:space="preserve"> </w:t>
@@ -5142,10 +5304,7 @@
         <w:t xml:space="preserve">Low stock items</w:t>
       </w:r>
       <w:r>
-        <w:t xml:space="preserve"> </w:t>
-      </w:r>
-      <w:r>
-        <w:t xml:space="preserve">— What needs reordering before it runs out?</w:t>
+        <w:t xml:space="preserve">. What needs reordering before it runs out?</w:t>
       </w:r>
       <w:r>
         <w:t xml:space="preserve"> </w:t>
@@ -5164,10 +5323,7 @@
         <w:t xml:space="preserve">Credit sales made today</w:t>
       </w:r>
       <w:r>
-        <w:t xml:space="preserve"> </w:t>
-      </w:r>
-      <w:r>
-        <w:t xml:space="preserve">— How much did you sell on credit? To whom?</w:t>
+        <w:t xml:space="preserve">. How much did you sell on credit? To whom?</w:t>
       </w:r>
       <w:r>
         <w:t xml:space="preserve"> </w:t>
@@ -5186,10 +5342,7 @@
         <w:t xml:space="preserve">Voids and refunds</w:t>
       </w:r>
       <w:r>
-        <w:t xml:space="preserve"> </w:t>
-      </w:r>
-      <w:r>
-        <w:t xml:space="preserve">— How many? By who? Were they legitimate?</w:t>
+        <w:t xml:space="preserve">. How many? By who? Were they legitimate?</w:t>
       </w:r>
     </w:p>
     <w:p>
@@ -5237,7 +5390,7 @@
         <w:t xml:space="preserve"> </w:t>
       </w:r>
       <w:r>
-        <w:t xml:space="preserve">Checklist-style carousel — each item gets its own slide with a checkmark animation. Final slide:</w:t>
+        <w:t xml:space="preserve">Checklist-style carousel, each item gets its own slide with a checkmark animation. Final slide:</w:t>
       </w:r>
       <w:r>
         <w:t xml:space="preserve"> </w:t>
@@ -5277,14 +5430,14 @@
         </w:pict>
       </w:r>
     </w:p>
-    <w:bookmarkEnd w:id="37"/>
-    <w:bookmarkStart w:id="38" w:name="day-29-engagement-interactive"/>
+    <w:bookmarkEnd w:id="38"/>
+    <w:bookmarkStart w:id="39" w:name="day-29.-engagement-interactive"/>
     <w:p>
       <w:pPr>
         <w:pStyle w:val="Heading2"/>
       </w:pPr>
       <w:r>
-        <w:t xml:space="preserve">Day 29 — Engagement / Interactive</w:t>
+        <w:t xml:space="preserve">Day 29. Engagement / Interactive</w:t>
       </w:r>
     </w:p>
     <w:p>
@@ -5490,7 +5643,7 @@
         <w:t xml:space="preserve"> </w:t>
       </w:r>
       <w:r>
-        <w:t xml:space="preserve">“Stop the leak — try QuadERP free for 30 days”</w:t>
+        <w:t xml:space="preserve">“Stop the leak. Try QuadERP free for 30 days”</w:t>
       </w:r>
     </w:p>
     <w:p>
@@ -5500,14 +5653,14 @@
         </w:pict>
       </w:r>
     </w:p>
-    <w:bookmarkEnd w:id="38"/>
-    <w:bookmarkStart w:id="40" w:name="day-30-promotional"/>
+    <w:bookmarkEnd w:id="39"/>
+    <w:bookmarkStart w:id="41" w:name="day-30.-promotional"/>
     <w:p>
       <w:pPr>
         <w:pStyle w:val="Heading2"/>
       </w:pPr>
       <w:r>
-        <w:t xml:space="preserve">Day 30 — Promotional</w:t>
+        <w:t xml:space="preserve">Day 30. Promotional</w:t>
       </w:r>
     </w:p>
     <w:p>
@@ -5695,7 +5848,7 @@
         <w:t xml:space="preserve"> </w:t>
       </w:r>
       <w:r>
-        <w:t xml:space="preserve">High-energy compilation reel: quick cuts of all the best content from the month — dashboard shots, alert screens, happy customer quotes, feature highlights. End with the QuadERP logo and</w:t>
+        <w:t xml:space="preserve">High-energy compilation reel: quick cuts of all the best content from the month. Dashboard shots, alert screens, happy customer quotes, feature highlights. End with the QuadERP logo and</w:t>
       </w:r>
       <w:r>
         <w:t xml:space="preserve"> </w:t>
@@ -5725,7 +5878,7 @@
         <w:t xml:space="preserve"> </w:t>
       </w:r>
       <w:r>
-        <w:t xml:space="preserve">“Your free trial is waiting — quaderp.app”</w:t>
+        <w:t xml:space="preserve">“Your free trial is waiting. Quaderp.app”</w:t>
       </w:r>
     </w:p>
     <w:p>
@@ -5735,7 +5888,7 @@
         </w:pict>
       </w:r>
     </w:p>
-    <w:bookmarkStart w:id="39" w:name="usage-notes"/>
+    <w:bookmarkStart w:id="40" w:name="usage-notes"/>
     <w:p>
       <w:pPr>
         <w:pStyle w:val="Heading3"/>
@@ -5857,7 +6010,7 @@
         <w:t xml:space="preserve"> </w:t>
       </w:r>
       <w:r>
-        <w:t xml:space="preserve">Keep videos under 60 seconds. Use trending sounds where possible. Text overlays are essential — many watch without sound. Use popular Ghana-specific hashtags.</w:t>
+        <w:t xml:space="preserve">Keep videos under 60 seconds. Use trending sounds where possible. Text overlays are essential. Many watch without sound. Use popular Ghana-specific hashtags.</w:t>
       </w:r>
     </w:p>
     <w:p>
@@ -5948,9 +6101,9 @@
         <w:t xml:space="preserve">Always include #QuadERP and #GhanaRetail. Rotate other hashtags based on topic. Research trending Ghana business hashtags weekly.</w:t>
       </w:r>
     </w:p>
-    <w:bookmarkEnd w:id="39"/>
     <w:bookmarkEnd w:id="40"/>
     <w:bookmarkEnd w:id="41"/>
+    <w:bookmarkEnd w:id="42"/>
     <w:sectPr>
       <w:footnotePr>
         <w:numRestart w:val="eachSect"/>
